--- a/backend/data/Kündigung nach TKG Telekom.docx
+++ b/backend/data/Kündigung nach TKG Telekom.docx
@@ -1049,7 +1049,7 @@
         <w:rPr>
           <w:rFonts w:ascii="Calibri" w:hAnsi="Calibri" w:cs="Calibri"/>
         </w:rPr>
-        <w:t>1</w:t>
+        <w:t>2</w:t>
       </w:r>
       <w:r>
         <w:rPr>
@@ -1129,7 +1129,31 @@
         <w:rPr>
           <w:rFonts w:ascii="Calibri" w:hAnsi="Calibri" w:cs="Calibri"/>
         </w:rPr>
-        <w:t>"],</w:t>
+        <w:t>"</w:t>
+      </w:r>
+      <w:r>
+        <w:rPr>
+          <w:rFonts w:ascii="Calibri" w:hAnsi="Calibri" w:cs="Calibri"/>
+        </w:rPr>
+        <w:t>,"</w:t>
+      </w:r>
+      <w:r>
+        <w:rPr>
+          <w:rFonts w:ascii="Calibri" w:hAnsi="Calibri" w:cs="Calibri"/>
+        </w:rPr>
+        <w:t>Mobilfunk</w:t>
+      </w:r>
+      <w:r>
+        <w:rPr>
+          <w:rFonts w:ascii="Calibri" w:hAnsi="Calibri" w:cs="Calibri"/>
+        </w:rPr>
+        <w:t>"</w:t>
+      </w:r>
+      <w:r>
+        <w:rPr>
+          <w:rFonts w:ascii="Calibri" w:hAnsi="Calibri" w:cs="Calibri"/>
+        </w:rPr>
+        <w:t>],</w:t>
       </w:r>
     </w:p>
     <w:p>
@@ -1162,6 +1186,35 @@
         </w:rPr>
         <w:t>"]</w:t>
       </w:r>
+      <w:r>
+        <w:rPr>
+          <w:rFonts w:ascii="Calibri" w:hAnsi="Calibri" w:cs="Calibri"/>
+        </w:rPr>
+        <w:t>,</w:t>
+      </w:r>
+    </w:p>
+    <w:p>
+      <w:pPr>
+        <w:ind w:firstLine="708"/>
+        <w:rPr>
+          <w:rFonts w:ascii="Calibri" w:hAnsi="Calibri" w:cs="Calibri"/>
+          <w:lang w:val="en-US"/>
+        </w:rPr>
+      </w:pPr>
+      <w:r>
+        <w:rPr>
+          <w:rFonts w:ascii="Calibri" w:hAnsi="Calibri" w:cs="Calibri"/>
+          <w:lang w:val="en-US"/>
+        </w:rPr>
+        <w:t>"vertragstyp":["Mobilfunk"]</w:t>
+      </w:r>
+    </w:p>
+    <w:p>
+      <w:pPr>
+        <w:rPr>
+          <w:rFonts w:ascii="Calibri" w:hAnsi="Calibri" w:cs="Calibri"/>
+        </w:rPr>
+      </w:pPr>
     </w:p>
     <w:p>
       <w:pPr>
@@ -1316,7 +1369,6 @@
       <w:pPr>
         <w:rPr>
           <w:rFonts w:ascii="Calibri" w:hAnsi="Calibri" w:cs="Calibri"/>
-          <w:lang w:val="en-US"/>
         </w:rPr>
       </w:pPr>
       <w:r>
@@ -1328,7 +1380,6 @@
       <w:r>
         <w:rPr>
           <w:rFonts w:ascii="Calibri" w:hAnsi="Calibri" w:cs="Calibri"/>
-          <w:lang w:val="en-US"/>
         </w:rPr>
         <w:t>["PROVIDER","Datum","Fristdatum"]</w:t>
       </w:r>
@@ -1343,9 +1394,15 @@
       <w:r>
         <w:rPr>
           <w:rFonts w:ascii="Calibri" w:hAnsi="Calibri" w:cs="Calibri"/>
+        </w:rPr>
+        <w:t xml:space="preserve">            </w:t>
+      </w:r>
+      <w:r>
+        <w:rPr>
+          <w:rFonts w:ascii="Calibri" w:hAnsi="Calibri" w:cs="Calibri"/>
           <w:lang w:val="en-US"/>
         </w:rPr>
-        <w:t xml:space="preserve">            ]</w:t>
+        <w:t>]</w:t>
       </w:r>
     </w:p>
     <w:p>

--- a/backend/data/Kündigung nach TKG Telekom.docx
+++ b/backend/data/Kündigung nach TKG Telekom.docx
@@ -631,7 +631,25 @@
         <w:rPr>
           <w:rFonts w:ascii="Calibri" w:hAnsi="Calibri" w:cs="Calibri"/>
         </w:rPr>
-        <w:t>Hiermit kündige ich, {{Vorname}} {{ Name }}, meinen {{ Vertragstyp }} Vertrag mit allen dazugehörigen Bestandteilen unter den folgenden Daten:</w:t>
+        <w:t>h</w:t>
+      </w:r>
+      <w:r>
+        <w:rPr>
+          <w:rFonts w:ascii="Calibri" w:hAnsi="Calibri" w:cs="Calibri"/>
+        </w:rPr>
+        <w:t>iermit kündige ich, {{Vorname}} {{ Name }}, meinen</w:t>
+      </w:r>
+      <w:r>
+        <w:rPr>
+          <w:rFonts w:ascii="Calibri" w:hAnsi="Calibri" w:cs="Calibri"/>
+        </w:rPr>
+        <w:t xml:space="preserve">{% if Vertragstyp %} {{ Vertragstyp }}{% endif %} </w:t>
+      </w:r>
+      <w:r>
+        <w:rPr>
+          <w:rFonts w:ascii="Calibri" w:hAnsi="Calibri" w:cs="Calibri"/>
+        </w:rPr>
+        <w:t>Vertrag mit allen dazugehörigen Bestandteilen unter den folgenden Daten:</w:t>
       </w:r>
       <w:r>
         <w:rPr>
@@ -1055,6 +1073,12 @@
         <w:rPr>
           <w:rFonts w:ascii="Calibri" w:hAnsi="Calibri" w:cs="Calibri"/>
         </w:rPr>
+        <w:t>.2</w:t>
+      </w:r>
+      <w:r>
+        <w:rPr>
+          <w:rFonts w:ascii="Calibri" w:hAnsi="Calibri" w:cs="Calibri"/>
+        </w:rPr>
         <w:t>","creator":"Yuvraj",</w:t>
       </w:r>
     </w:p>
@@ -1198,13 +1222,11 @@
         <w:ind w:firstLine="708"/>
         <w:rPr>
           <w:rFonts w:ascii="Calibri" w:hAnsi="Calibri" w:cs="Calibri"/>
-          <w:lang w:val="en-US"/>
         </w:rPr>
       </w:pPr>
       <w:r>
         <w:rPr>
           <w:rFonts w:ascii="Calibri" w:hAnsi="Calibri" w:cs="Calibri"/>
-          <w:lang w:val="en-US"/>
         </w:rPr>
         <w:t>"vertragstyp":["Mobilfunk"]</w:t>
       </w:r>

--- a/backend/data/Kündigung nach TKG Telekom.docx
+++ b/backend/data/Kündigung nach TKG Telekom.docx
@@ -1092,25 +1092,22 @@
         <w:rPr>
           <w:rFonts w:ascii="Calibri" w:hAnsi="Calibri" w:cs="Calibri"/>
         </w:rPr>
-        <w:t xml:space="preserve">            "category":["</w:t>
+        <w:t xml:space="preserve">            "category":["Kündigung nach TKG"],</w:t>
       </w:r>
       <w:r>
         <w:rPr>
           <w:rFonts w:ascii="Calibri" w:hAnsi="Calibri" w:cs="Calibri"/>
         </w:rPr>
-        <w:t>K</w:t>
       </w:r>
       <w:r>
         <w:rPr>
           <w:rFonts w:ascii="Calibri" w:hAnsi="Calibri" w:cs="Calibri"/>
         </w:rPr>
-        <w:t>ündigung</w:t>
       </w:r>
       <w:r>
         <w:rPr>
           <w:rFonts w:ascii="Calibri" w:hAnsi="Calibri" w:cs="Calibri"/>
         </w:rPr>
-        <w:t>"],</w:t>
       </w:r>
     </w:p>
     <w:p>
